--- a/AWS-Baseline-SIP/AWS cloudSecurity Baseline & CSPM Governance Document.docx
+++ b/AWS-Baseline-SIP/AWS cloudSecurity Baseline & CSPM Governance Document.docx
@@ -546,7 +546,6 @@
                 <w:lang w:val="en-US"/>
               </w:rPr>
             </w:pPr>
-            <w:proofErr w:type="spellStart"/>
             <w:r>
               <w:rPr>
                 <w:rFonts w:eastAsia="MS Mincho" w:cstheme="minorHAnsi"/>
@@ -556,7 +555,6 @@
               </w:rPr>
               <w:t>CloudOps</w:t>
             </w:r>
-            <w:proofErr w:type="spellEnd"/>
           </w:p>
         </w:tc>
       </w:tr>
@@ -3610,43 +3608,7 @@
           <w:lang w:val="en-IE"/>
         </w:rPr>
         <w:lastRenderedPageBreak/>
-        <w:t xml:space="preserve">The security baseline aligns with AWS Foundational Security Best Practices, CIS AWS Foundations Benchmark v5.0.0, and NIST Special Publication 800-53, with Security Hub aggregating compliance evidence from AWS Config, CloudTrail, </w:t>
-      </w:r>
-      <w:proofErr w:type="spellStart"/>
-      <w:r>
-        <w:rPr>
-          <w:rFonts w:asciiTheme="minorHAnsi" w:eastAsiaTheme="minorHAnsi" w:hAnsiTheme="minorHAnsi" w:cstheme="minorHAnsi"/>
-          <w:szCs w:val="24"/>
-          <w:lang w:val="en-IE"/>
-        </w:rPr>
-        <w:t>GuardDuty</w:t>
-      </w:r>
-      <w:proofErr w:type="spellEnd"/>
-      <w:r>
-        <w:rPr>
-          <w:rFonts w:asciiTheme="minorHAnsi" w:eastAsiaTheme="minorHAnsi" w:hAnsiTheme="minorHAnsi" w:cstheme="minorHAnsi"/>
-          <w:szCs w:val="24"/>
-          <w:lang w:val="en-IE"/>
-        </w:rPr>
-        <w:t xml:space="preserve">, Inspector, and IAM Access Analyzer. Preventive, detective, and corrective controls are implemented to reduce security risk and configuration drift, supported by automated remediation using </w:t>
-      </w:r>
-      <w:proofErr w:type="spellStart"/>
-      <w:r>
-        <w:rPr>
-          <w:rFonts w:asciiTheme="minorHAnsi" w:eastAsiaTheme="minorHAnsi" w:hAnsiTheme="minorHAnsi" w:cstheme="minorHAnsi"/>
-          <w:szCs w:val="24"/>
-          <w:lang w:val="en-IE"/>
-        </w:rPr>
-        <w:t>EventBridge</w:t>
-      </w:r>
-      <w:proofErr w:type="spellEnd"/>
-      <w:r>
-        <w:rPr>
-          <w:rFonts w:asciiTheme="minorHAnsi" w:eastAsiaTheme="minorHAnsi" w:hAnsiTheme="minorHAnsi" w:cstheme="minorHAnsi"/>
-          <w:szCs w:val="24"/>
-          <w:lang w:val="en-IE"/>
-        </w:rPr>
-        <w:t xml:space="preserve">, AWS Lambda, and AWS Systems Manager to address non-compliant findings. </w:t>
+        <w:t xml:space="preserve">The security baseline aligns with AWS Foundational Security Best Practices, CIS AWS Foundations Benchmark v5.0.0, and NIST Special Publication 800-53, with Security Hub aggregating compliance evidence from AWS Config, CloudTrail, GuardDuty, Inspector, and IAM Access Analyzer. Preventive, detective, and corrective controls are implemented to reduce security risk and configuration drift, supported by automated remediation using EventBridge, AWS Lambda, and AWS Systems Manager to address non-compliant findings. </w:t>
       </w:r>
     </w:p>
     <w:p>
@@ -4066,23 +4028,7 @@
                 <w:sz w:val="24"/>
                 <w:szCs w:val="24"/>
               </w:rPr>
-              <w:t xml:space="preserve">Security Hub, </w:t>
-            </w:r>
-            <w:proofErr w:type="spellStart"/>
-            <w:r>
-              <w:rPr>
-                <w:sz w:val="24"/>
-                <w:szCs w:val="24"/>
-              </w:rPr>
-              <w:t>GuardDuty</w:t>
-            </w:r>
-            <w:proofErr w:type="spellEnd"/>
-            <w:r>
-              <w:rPr>
-                <w:sz w:val="24"/>
-                <w:szCs w:val="24"/>
-              </w:rPr>
-              <w:t>, Config aggregators</w:t>
+              <w:t>Security Hub, GuardDuty, Config aggregators</w:t>
             </w:r>
           </w:p>
         </w:tc>
@@ -4143,8 +4089,6 @@
                 <w:lang w:val="en-IN"/>
               </w:rPr>
             </w:pPr>
-            <w:proofErr w:type="spellStart"/>
-            <w:proofErr w:type="gramStart"/>
             <w:r>
               <w:rPr>
                 <w:sz w:val="24"/>
@@ -4157,16 +4101,7 @@
                 <w:sz w:val="24"/>
                 <w:szCs w:val="24"/>
               </w:rPr>
-              <w:t>VPCs</w:t>
-            </w:r>
-            <w:proofErr w:type="spellEnd"/>
-            <w:proofErr w:type="gramEnd"/>
-            <w:r>
-              <w:rPr>
-                <w:sz w:val="24"/>
-                <w:szCs w:val="24"/>
-              </w:rPr>
-              <w:t>, Transit Gateway, DNS</w:t>
+              <w:t>VPCs, Transit Gateway, DNS</w:t>
             </w:r>
           </w:p>
         </w:tc>
@@ -5148,47 +5083,7 @@
                 <w:szCs w:val="24"/>
                 <w:lang w:val="en-IN"/>
               </w:rPr>
-              <w:t xml:space="preserve">Role separation (Admin / </w:t>
-            </w:r>
-            <w:proofErr w:type="spellStart"/>
-            <w:r>
-              <w:rPr>
-                <w:rFonts w:cstheme="minorHAnsi"/>
-                <w:sz w:val="24"/>
-                <w:szCs w:val="24"/>
-                <w:lang w:val="en-IN"/>
-              </w:rPr>
-              <w:t>PowerUser</w:t>
-            </w:r>
-            <w:proofErr w:type="spellEnd"/>
-            <w:r>
-              <w:rPr>
-                <w:rFonts w:cstheme="minorHAnsi"/>
-                <w:sz w:val="24"/>
-                <w:szCs w:val="24"/>
-                <w:lang w:val="en-IN"/>
-              </w:rPr>
-              <w:t xml:space="preserve"> / </w:t>
-            </w:r>
-            <w:proofErr w:type="spellStart"/>
-            <w:r>
-              <w:rPr>
-                <w:rFonts w:cstheme="minorHAnsi"/>
-                <w:sz w:val="24"/>
-                <w:szCs w:val="24"/>
-                <w:lang w:val="en-IN"/>
-              </w:rPr>
-              <w:t>ReadOnly</w:t>
-            </w:r>
-            <w:proofErr w:type="spellEnd"/>
-            <w:r>
-              <w:rPr>
-                <w:rFonts w:cstheme="minorHAnsi"/>
-                <w:sz w:val="24"/>
-                <w:szCs w:val="24"/>
-                <w:lang w:val="en-IN"/>
-              </w:rPr>
-              <w:t>)</w:t>
+              <w:t>Role separation (Admin / PowerUser / ReadOnly)</w:t>
             </w:r>
           </w:p>
         </w:tc>
@@ -5717,18 +5612,8 @@
                 <w:sz w:val="24"/>
                 <w:lang w:val="en-IE"/>
               </w:rPr>
-              <w:t xml:space="preserve">Amazon </w:t>
-            </w:r>
-            <w:proofErr w:type="spellStart"/>
-            <w:r>
-              <w:rPr>
-                <w:rFonts w:asciiTheme="minorHAnsi" w:hAnsiTheme="minorHAnsi"/>
-                <w:sz w:val="24"/>
-                <w:lang w:val="en-IE"/>
-              </w:rPr>
-              <w:t>GuardDuty</w:t>
-            </w:r>
-            <w:proofErr w:type="spellEnd"/>
+              <w:t>Amazon GuardDuty</w:t>
+            </w:r>
           </w:p>
         </w:tc>
         <w:tc>
@@ -6309,18 +6194,8 @@
                 <w:sz w:val="24"/>
                 <w:lang w:val="en-IN"/>
               </w:rPr>
-              <w:t xml:space="preserve">Amazon </w:t>
-            </w:r>
-            <w:proofErr w:type="spellStart"/>
-            <w:r>
-              <w:rPr>
-                <w:rFonts w:asciiTheme="minorHAnsi" w:hAnsiTheme="minorHAnsi" w:cstheme="minorHAnsi"/>
-                <w:sz w:val="24"/>
-                <w:lang w:val="en-IN"/>
-              </w:rPr>
-              <w:t>EventBridge</w:t>
-            </w:r>
-            <w:proofErr w:type="spellEnd"/>
+              <w:t>Amazon EventBridge</w:t>
+            </w:r>
           </w:p>
           <w:p>
             <w:pPr>
@@ -7787,6 +7662,105 @@
     </w:p>
     <w:p>
       <w:pPr>
+        <w:rPr>
+          <w:rFonts w:cstheme="minorHAnsi"/>
+          <w:sz w:val="24"/>
+          <w:szCs w:val="24"/>
+        </w:rPr>
+      </w:pPr>
+    </w:p>
+    <w:p>
+      <w:pPr>
+        <w:rPr>
+          <w:rFonts w:cstheme="minorHAnsi"/>
+          <w:sz w:val="24"/>
+          <w:szCs w:val="24"/>
+        </w:rPr>
+      </w:pPr>
+    </w:p>
+    <w:p>
+      <w:pPr>
+        <w:rPr>
+          <w:rFonts w:cstheme="minorHAnsi"/>
+          <w:sz w:val="24"/>
+          <w:szCs w:val="24"/>
+        </w:rPr>
+      </w:pPr>
+    </w:p>
+    <w:p>
+      <w:pPr>
+        <w:rPr>
+          <w:rFonts w:cstheme="minorHAnsi"/>
+          <w:sz w:val="24"/>
+          <w:szCs w:val="24"/>
+        </w:rPr>
+      </w:pPr>
+    </w:p>
+    <w:p>
+      <w:pPr>
+        <w:rPr>
+          <w:rFonts w:cstheme="minorHAnsi"/>
+          <w:sz w:val="24"/>
+          <w:szCs w:val="24"/>
+        </w:rPr>
+      </w:pPr>
+    </w:p>
+    <w:p>
+      <w:pPr>
+        <w:rPr>
+          <w:rFonts w:cstheme="minorHAnsi"/>
+          <w:sz w:val="24"/>
+          <w:szCs w:val="24"/>
+        </w:rPr>
+      </w:pPr>
+    </w:p>
+    <w:p>
+      <w:pPr>
+        <w:rPr>
+          <w:rFonts w:cstheme="minorHAnsi"/>
+          <w:sz w:val="24"/>
+          <w:szCs w:val="24"/>
+        </w:rPr>
+      </w:pPr>
+    </w:p>
+    <w:p>
+      <w:pPr>
+        <w:rPr>
+          <w:rFonts w:cstheme="minorHAnsi"/>
+          <w:sz w:val="24"/>
+          <w:szCs w:val="24"/>
+        </w:rPr>
+      </w:pPr>
+    </w:p>
+    <w:p>
+      <w:pPr>
+        <w:rPr>
+          <w:rFonts w:cstheme="minorHAnsi"/>
+          <w:sz w:val="24"/>
+          <w:szCs w:val="24"/>
+        </w:rPr>
+      </w:pPr>
+    </w:p>
+    <w:p>
+      <w:pPr>
+        <w:rPr>
+          <w:rFonts w:cstheme="minorHAnsi"/>
+          <w:sz w:val="24"/>
+          <w:szCs w:val="24"/>
+        </w:rPr>
+      </w:pPr>
+    </w:p>
+    <w:p>
+      <w:pPr>
+        <w:rPr>
+          <w:rFonts w:cstheme="minorHAnsi"/>
+          <w:sz w:val="24"/>
+          <w:szCs w:val="24"/>
+        </w:rPr>
+      </w:pPr>
+    </w:p>
+    <w:p>
+      <w:pPr>
         <w:pStyle w:val="Heading2"/>
         <w:numPr>
           <w:ilvl w:val="1"/>
@@ -7806,9 +7780,217 @@
           <w:sz w:val="24"/>
           <w:szCs w:val="24"/>
         </w:rPr>
+        <w:lastRenderedPageBreak/>
         <w:t>CSPM Detection and Signal Sources</w:t>
       </w:r>
       <w:bookmarkEnd w:id="32"/>
+    </w:p>
+    <w:p>
+      <w:pPr>
+        <w:rPr>
+          <w:rFonts w:cstheme="minorHAnsi"/>
+          <w:sz w:val="24"/>
+          <w:szCs w:val="24"/>
+        </w:rPr>
+      </w:pPr>
+    </w:p>
+    <w:p>
+      <w:pPr>
+        <w:rPr>
+          <w:rFonts w:cstheme="minorHAnsi"/>
+          <w:sz w:val="24"/>
+          <w:szCs w:val="24"/>
+          <w:lang w:val="en-IN"/>
+        </w:rPr>
+      </w:pPr>
+      <w:r>
+        <w:rPr>
+          <w:rFonts w:cstheme="minorHAnsi"/>
+          <w:sz w:val="24"/>
+          <w:szCs w:val="24"/>
+          <w:lang w:val="en-IN"/>
+        </w:rPr>
+        <w:drawing>
+          <wp:inline distT="0" distB="0" distL="0" distR="0" wp14:anchorId="44A21CE7" wp14:editId="310CBEF0">
+            <wp:extent cx="6569710" cy="6481445"/>
+            <wp:effectExtent l="0" t="0" r="2540" b="0"/>
+            <wp:docPr id="1392142836" name="Picture 10" descr="A screenshot of a computer&#10;&#10;AI-generated content may be incorrect."/>
+            <wp:cNvGraphicFramePr>
+              <a:graphicFrameLocks xmlns:a="http://schemas.openxmlformats.org/drawingml/2006/main" noChangeAspect="1"/>
+            </wp:cNvGraphicFramePr>
+            <a:graphic xmlns:a="http://schemas.openxmlformats.org/drawingml/2006/main">
+              <a:graphicData uri="http://schemas.openxmlformats.org/drawingml/2006/picture">
+                <pic:pic xmlns:pic="http://schemas.openxmlformats.org/drawingml/2006/picture">
+                  <pic:nvPicPr>
+                    <pic:cNvPr id="1392142836" name="Picture 10" descr="A screenshot of a computer&#10;&#10;AI-generated content may be incorrect."/>
+                    <pic:cNvPicPr>
+                      <a:picLocks noChangeAspect="1" noChangeArrowheads="1"/>
+                    </pic:cNvPicPr>
+                  </pic:nvPicPr>
+                  <pic:blipFill>
+                    <a:blip r:embed="rId8">
+                      <a:extLst>
+                        <a:ext uri="{28A0092B-C50C-407E-A947-70E740481C1C}">
+                          <a14:useLocalDpi xmlns:a14="http://schemas.microsoft.com/office/drawing/2010/main" val="0"/>
+                        </a:ext>
+                      </a:extLst>
+                    </a:blip>
+                    <a:srcRect/>
+                    <a:stretch>
+                      <a:fillRect/>
+                    </a:stretch>
+                  </pic:blipFill>
+                  <pic:spPr bwMode="auto">
+                    <a:xfrm>
+                      <a:off x="0" y="0"/>
+                      <a:ext cx="6569710" cy="6481445"/>
+                    </a:xfrm>
+                    <a:prstGeom prst="rect">
+                      <a:avLst/>
+                    </a:prstGeom>
+                    <a:noFill/>
+                    <a:ln>
+                      <a:noFill/>
+                    </a:ln>
+                  </pic:spPr>
+                </pic:pic>
+              </a:graphicData>
+            </a:graphic>
+          </wp:inline>
+        </w:drawing>
+      </w:r>
+    </w:p>
+    <w:p>
+      <w:pPr>
+        <w:rPr>
+          <w:rFonts w:cstheme="minorHAnsi"/>
+          <w:sz w:val="24"/>
+          <w:szCs w:val="24"/>
+          <w:lang w:val="en-IN"/>
+        </w:rPr>
+      </w:pPr>
+      <w:r>
+        <w:rPr>
+          <w:noProof/>
+          <w:sz w:val="24"/>
+          <w:szCs w:val="24"/>
+          <w:lang w:val="en-IN"/>
+        </w:rPr>
+        <mc:AlternateContent>
+          <mc:Choice Requires="wps">
+            <w:drawing>
+              <wp:anchor distT="0" distB="0" distL="114300" distR="114300" simplePos="0" relativeHeight="251663360" behindDoc="0" locked="0" layoutInCell="1" allowOverlap="1" wp14:anchorId="4B7B74CD" wp14:editId="5A3CC705">
+                <wp:simplePos x="0" y="0"/>
+                <wp:positionH relativeFrom="margin">
+                  <wp:posOffset>0</wp:posOffset>
+                </wp:positionH>
+                <wp:positionV relativeFrom="paragraph">
+                  <wp:posOffset>37465</wp:posOffset>
+                </wp:positionV>
+                <wp:extent cx="6537960" cy="304800"/>
+                <wp:effectExtent l="57150" t="38100" r="53340" b="76200"/>
+                <wp:wrapNone/>
+                <wp:docPr id="1955980224" name="Rectangle 5"/>
+                <wp:cNvGraphicFramePr/>
+                <a:graphic xmlns:a="http://schemas.openxmlformats.org/drawingml/2006/main">
+                  <a:graphicData uri="http://schemas.microsoft.com/office/word/2010/wordprocessingShape">
+                    <wps:wsp>
+                      <wps:cNvSpPr/>
+                      <wps:spPr>
+                        <a:xfrm>
+                          <a:off x="0" y="0"/>
+                          <a:ext cx="6537960" cy="304800"/>
+                        </a:xfrm>
+                        <a:prstGeom prst="rect">
+                          <a:avLst/>
+                        </a:prstGeom>
+                      </wps:spPr>
+                      <wps:style>
+                        <a:lnRef idx="0">
+                          <a:schemeClr val="accent2"/>
+                        </a:lnRef>
+                        <a:fillRef idx="3">
+                          <a:schemeClr val="accent2"/>
+                        </a:fillRef>
+                        <a:effectRef idx="3">
+                          <a:schemeClr val="accent2"/>
+                        </a:effectRef>
+                        <a:fontRef idx="minor">
+                          <a:schemeClr val="lt1"/>
+                        </a:fontRef>
+                      </wps:style>
+                      <wps:txbx>
+                        <w:txbxContent>
+                          <w:p>
+                            <w:pPr>
+                              <w:jc w:val="center"/>
+                              <w:rPr>
+                                <w:sz w:val="28"/>
+                                <w:szCs w:val="28"/>
+                                <w:lang w:val="en-DE"/>
+                              </w:rPr>
+                            </w:pPr>
+                            <w:r>
+                              <w:rPr>
+                                <w:sz w:val="28"/>
+                                <w:szCs w:val="28"/>
+                                <w:lang w:val="en-DE"/>
+                              </w:rPr>
+                              <w:t>Security hub CSPM High Level Architecture</w:t>
+                            </w:r>
+                          </w:p>
+                        </w:txbxContent>
+                      </wps:txbx>
+                      <wps:bodyPr rot="0" spcFirstLastPara="0" vertOverflow="overflow" horzOverflow="overflow" vert="horz" wrap="square" lIns="91440" tIns="45720" rIns="91440" bIns="45720" numCol="1" spcCol="0" rtlCol="0" fromWordArt="0" anchor="ctr" anchorCtr="0" forceAA="0" compatLnSpc="1">
+                        <a:prstTxWarp prst="textNoShape">
+                          <a:avLst/>
+                        </a:prstTxWarp>
+                        <a:noAutofit/>
+                      </wps:bodyPr>
+                    </wps:wsp>
+                  </a:graphicData>
+                </a:graphic>
+                <wp14:sizeRelH relativeFrom="margin">
+                  <wp14:pctWidth>0</wp14:pctWidth>
+                </wp14:sizeRelH>
+              </wp:anchor>
+            </w:drawing>
+          </mc:Choice>
+          <mc:Fallback>
+            <w:pict>
+              <v:rect w14:anchorId="4B7B74CD" id="_x0000_s1027" style="position:absolute;margin-left:0;margin-top:2.95pt;width:514.8pt;height:24pt;z-index:251663360;visibility:visible;mso-wrap-style:square;mso-width-percent:0;mso-wrap-distance-left:9pt;mso-wrap-distance-top:0;mso-wrap-distance-right:9pt;mso-wrap-distance-bottom:0;mso-position-horizontal:absolute;mso-position-horizontal-relative:margin;mso-position-vertical:absolute;mso-position-vertical-relative:text;mso-width-percent:0;mso-width-relative:margin;v-text-anchor:middle" o:gfxdata="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" fillcolor="#ee853d [3029]" stroked="f">
+                <v:fill color2="#ec7a2d [3173]" rotate="t" colors="0 #f18c55;.5 #f67b28;1 #e56b17" focus="100%" type="gradient">
+                  <o:fill v:ext="view" type="gradientUnscaled"/>
+                </v:fill>
+                <v:shadow on="t" color="black" opacity="41287f" offset="0,1.5pt"/>
+                <v:textbox>
+                  <w:txbxContent>
+                    <w:p>
+                      <w:pPr>
+                        <w:jc w:val="center"/>
+                        <w:rPr>
+                          <w:sz w:val="28"/>
+                          <w:szCs w:val="28"/>
+                          <w:lang w:val="en-DE"/>
+                        </w:rPr>
+                      </w:pPr>
+                      <w:r>
+                        <w:rPr>
+                          <w:sz w:val="28"/>
+                          <w:szCs w:val="28"/>
+                          <w:lang w:val="en-DE"/>
+                        </w:rPr>
+                        <w:t>Security hub CSPM High Level Architecture</w:t>
+                      </w:r>
+                    </w:p>
+                  </w:txbxContent>
+                </v:textbox>
+                <w10:wrap anchorx="margin"/>
+              </v:rect>
+            </w:pict>
+          </mc:Fallback>
+        </mc:AlternateContent>
+      </w:r>
     </w:p>
     <w:p>
       <w:pPr>
@@ -7907,6 +8089,7 @@
           <w:sz w:val="24"/>
           <w:szCs w:val="24"/>
         </w:rPr>
+        <w:lastRenderedPageBreak/>
         <w:t>AWS Foundational Security Best Practices (FSBP)</w:t>
       </w:r>
     </w:p>
@@ -8032,15 +8215,7 @@
           <w:sz w:val="24"/>
           <w:szCs w:val="24"/>
         </w:rPr>
-        <w:t xml:space="preserve">AWS Config enforces detective controls by continuously evaluating AWS resource configurations against approved security baselines and identifying configuration drift. It detects non-compliant conditions such as public S3 buckets, disabled encryption or logging, </w:t>
-      </w:r>
-      <w:r>
-        <w:rPr>
-          <w:sz w:val="24"/>
-          <w:szCs w:val="24"/>
-        </w:rPr>
-        <w:lastRenderedPageBreak/>
-        <w:t>and overly permissive security group rules. All AWS Config findings are automatically forwarded to AWS Security Hub for centralized visibility and compliance reporting.</w:t>
+        <w:t>AWS Config enforces detective controls by continuously evaluating AWS resource configurations against approved security baselines and identifying configuration drift. It detects non-compliant conditions such as public S3 buckets, disabled encryption or logging, and overly permissive security group rules. All AWS Config findings are automatically forwarded to AWS Security Hub for centralized visibility and compliance reporting.</w:t>
       </w:r>
     </w:p>
     <w:p>
@@ -8391,43 +8566,7 @@
                 <w:szCs w:val="24"/>
                 <w:lang w:val="en-IN"/>
               </w:rPr>
-              <w:t xml:space="preserve">s3 key pattern: </w:t>
-            </w:r>
-            <w:proofErr w:type="spellStart"/>
-            <w:r>
-              <w:rPr>
-                <w:sz w:val="24"/>
-                <w:szCs w:val="24"/>
-                <w:lang w:val="en-IN"/>
-              </w:rPr>
-              <w:t>AWSLogs</w:t>
-            </w:r>
-            <w:proofErr w:type="spellEnd"/>
-            <w:r>
-              <w:rPr>
-                <w:sz w:val="24"/>
-                <w:szCs w:val="24"/>
-                <w:lang w:val="en-IN"/>
-              </w:rPr>
-              <w:t>/&lt;account-id&gt;/Config/&lt;region&gt;/</w:t>
-            </w:r>
-            <w:proofErr w:type="spellStart"/>
-            <w:r>
-              <w:rPr>
-                <w:sz w:val="24"/>
-                <w:szCs w:val="24"/>
-                <w:lang w:val="en-IN"/>
-              </w:rPr>
-              <w:t>ConfigSnapshot</w:t>
-            </w:r>
-            <w:proofErr w:type="spellEnd"/>
-            <w:r>
-              <w:rPr>
-                <w:sz w:val="24"/>
-                <w:szCs w:val="24"/>
-                <w:lang w:val="en-IN"/>
-              </w:rPr>
-              <w:t>/&lt;date&gt;/</w:t>
+              <w:t>s3 key pattern: AWSLogs/&lt;account-id&gt;/Config/&lt;region&gt;/ConfigSnapshot/&lt;date&gt;/</w:t>
             </w:r>
           </w:p>
           <w:p>
@@ -8449,38 +8588,8 @@
                 <w:szCs w:val="24"/>
                 <w:lang w:val="en-IN"/>
               </w:rPr>
-              <w:t xml:space="preserve">File </w:t>
-            </w:r>
-            <w:proofErr w:type="spellStart"/>
-            <w:proofErr w:type="gramStart"/>
-            <w:r>
-              <w:rPr>
-                <w:sz w:val="24"/>
-                <w:szCs w:val="24"/>
-                <w:lang w:val="en-IN"/>
-              </w:rPr>
-              <w:t>Name:ConfigSnapshot</w:t>
-            </w:r>
-            <w:proofErr w:type="spellEnd"/>
-            <w:proofErr w:type="gramEnd"/>
-            <w:r>
-              <w:rPr>
-                <w:sz w:val="24"/>
-                <w:szCs w:val="24"/>
-                <w:lang w:val="en-IN"/>
-              </w:rPr>
-              <w:t>_&lt;account-id&gt;_&lt;region&gt;_&lt;timestamp</w:t>
-            </w:r>
-            <w:proofErr w:type="gramStart"/>
-            <w:r>
-              <w:rPr>
-                <w:sz w:val="24"/>
-                <w:szCs w:val="24"/>
-                <w:lang w:val="en-IN"/>
-              </w:rPr>
-              <w:t>&gt;.json.gz</w:t>
-            </w:r>
-            <w:proofErr w:type="gramEnd"/>
+              <w:t>File Name:ConfigSnapshot_&lt;account-id&gt;_&lt;region&gt;_&lt;timestamp&gt;.json.gz</w:t>
+            </w:r>
           </w:p>
         </w:tc>
       </w:tr>
@@ -8633,18 +8742,8 @@
                 <w:szCs w:val="24"/>
                 <w:lang w:val="en-IN"/>
               </w:rPr>
-              <w:t>ConfigHistory_&lt;account-id&gt;_&lt;region&gt;_&lt;resource-type&gt;_&lt;resource-id&gt;_&lt;timestamp</w:t>
-            </w:r>
-            <w:proofErr w:type="gramStart"/>
-            <w:r>
-              <w:rPr>
-                <w:sz w:val="24"/>
-                <w:szCs w:val="24"/>
-                <w:lang w:val="en-IN"/>
-              </w:rPr>
-              <w:t>&gt;.json.gz</w:t>
-            </w:r>
-            <w:proofErr w:type="gramEnd"/>
+              <w:t>ConfigHistory_&lt;account-id&gt;_&lt;region&gt;_&lt;resource-type&gt;_&lt;resource-id&gt;_&lt;timestamp&gt;.json.gz</w:t>
+            </w:r>
           </w:p>
         </w:tc>
       </w:tr>
@@ -8845,7 +8944,6 @@
                 <w:sz w:val="24"/>
                 <w:szCs w:val="24"/>
               </w:rPr>
-              <w:lastRenderedPageBreak/>
               <w:t>Configuration state</w:t>
             </w:r>
           </w:p>
@@ -9335,15 +9433,7 @@
           <w:sz w:val="24"/>
           <w:szCs w:val="24"/>
         </w:rPr>
-        <w:t xml:space="preserve"> when an organization </w:t>
-      </w:r>
-      <w:r>
-        <w:rPr>
-          <w:sz w:val="24"/>
-          <w:szCs w:val="24"/>
-        </w:rPr>
-        <w:lastRenderedPageBreak/>
-        <w:t>trail is enabled. However, the actual CloudTrail log files are not stored in the Management account; they are centrally delivered to a protected S3 bucket in the Log Archive account, with access provided to designated Audit and Security accounts.</w:t>
+        <w:t xml:space="preserve"> when an organization trail is enabled. However, the actual CloudTrail log files are not stored in the Management account; they are centrally delivered to a protected S3 bucket in the Log Archive account, with access provided to designated Audit and Security accounts.</w:t>
       </w:r>
     </w:p>
     <w:tbl>
@@ -9531,14 +9621,12 @@
                 <w:lang w:val="en-IN"/>
               </w:rPr>
             </w:pPr>
-            <w:proofErr w:type="spellStart"/>
             <w:r>
               <w:rPr>
                 <w:lang w:val="en-IN"/>
               </w:rPr>
               <w:t>ConsoleLogin</w:t>
             </w:r>
-            <w:proofErr w:type="spellEnd"/>
             <w:r>
               <w:rPr>
                 <w:lang w:val="en-IN"/>
@@ -9551,60 +9639,62 @@
                 <w:szCs w:val="24"/>
                 <w:lang w:val="en-IN"/>
               </w:rPr>
-              <w:t xml:space="preserve"> </w:t>
-            </w:r>
-            <w:proofErr w:type="spellStart"/>
+              <w:t xml:space="preserve"> AssumeRole</w:t>
+            </w:r>
             <w:r>
               <w:rPr>
                 <w:sz w:val="24"/>
                 <w:szCs w:val="24"/>
                 <w:lang w:val="en-IN"/>
               </w:rPr>
-              <w:t>AssumeRole</w:t>
-            </w:r>
-            <w:proofErr w:type="spellEnd"/>
+              <w:t xml:space="preserve">, </w:t>
+            </w:r>
             <w:r>
               <w:rPr>
                 <w:sz w:val="24"/>
                 <w:szCs w:val="24"/>
                 <w:lang w:val="en-IN"/>
               </w:rPr>
-              <w:t xml:space="preserve">, </w:t>
-            </w:r>
-            <w:proofErr w:type="spellStart"/>
+              <w:t>CreateUser, AttachRolePolicy</w:t>
+            </w:r>
             <w:r>
               <w:rPr>
                 <w:sz w:val="24"/>
                 <w:szCs w:val="24"/>
                 <w:lang w:val="en-IN"/>
               </w:rPr>
-              <w:t>CreateUser</w:t>
-            </w:r>
-            <w:proofErr w:type="spellEnd"/>
+              <w:t>,</w:t>
+            </w:r>
             <w:r>
               <w:rPr>
                 <w:sz w:val="24"/>
                 <w:szCs w:val="24"/>
                 <w:lang w:val="en-IN"/>
               </w:rPr>
-              <w:t xml:space="preserve">, </w:t>
-            </w:r>
-            <w:proofErr w:type="spellStart"/>
+              <w:t xml:space="preserve"> RunInstances, TerminateInstances</w:t>
+            </w:r>
             <w:r>
               <w:rPr>
                 <w:sz w:val="24"/>
                 <w:szCs w:val="24"/>
                 <w:lang w:val="en-IN"/>
               </w:rPr>
-              <w:t>AttachRolePolicy</w:t>
-            </w:r>
-            <w:proofErr w:type="spellEnd"/>
+              <w:t>,</w:t>
+            </w:r>
             <w:r>
               <w:rPr>
                 <w:sz w:val="24"/>
                 <w:szCs w:val="24"/>
                 <w:lang w:val="en-IN"/>
               </w:rPr>
+              <w:t xml:space="preserve"> PutBucketPolicy</w:t>
+            </w:r>
+            <w:r>
+              <w:rPr>
+                <w:sz w:val="24"/>
+                <w:szCs w:val="24"/>
+                <w:lang w:val="en-IN"/>
+              </w:rPr>
               <w:t>,</w:t>
             </w:r>
             <w:r>
@@ -9613,114 +9703,24 @@
                 <w:szCs w:val="24"/>
                 <w:lang w:val="en-IN"/>
               </w:rPr>
-              <w:t xml:space="preserve"> </w:t>
-            </w:r>
-            <w:proofErr w:type="spellStart"/>
+              <w:t xml:space="preserve"> AuthorizeSecurityGroupIngress</w:t>
+            </w:r>
             <w:r>
               <w:rPr>
                 <w:sz w:val="24"/>
                 <w:szCs w:val="24"/>
                 <w:lang w:val="en-IN"/>
               </w:rPr>
-              <w:t>RunInstances</w:t>
-            </w:r>
-            <w:proofErr w:type="spellEnd"/>
+              <w:t>,</w:t>
+            </w:r>
             <w:r>
               <w:rPr>
                 <w:sz w:val="24"/>
                 <w:szCs w:val="24"/>
                 <w:lang w:val="en-IN"/>
               </w:rPr>
-              <w:t xml:space="preserve">, </w:t>
-            </w:r>
-            <w:proofErr w:type="spellStart"/>
-            <w:r>
-              <w:rPr>
-                <w:sz w:val="24"/>
-                <w:szCs w:val="24"/>
-                <w:lang w:val="en-IN"/>
-              </w:rPr>
-              <w:t>TerminateInstances</w:t>
-            </w:r>
-            <w:proofErr w:type="spellEnd"/>
-            <w:r>
-              <w:rPr>
-                <w:sz w:val="24"/>
-                <w:szCs w:val="24"/>
-                <w:lang w:val="en-IN"/>
-              </w:rPr>
-              <w:t>,</w:t>
-            </w:r>
-            <w:r>
-              <w:rPr>
-                <w:sz w:val="24"/>
-                <w:szCs w:val="24"/>
-                <w:lang w:val="en-IN"/>
-              </w:rPr>
-              <w:t xml:space="preserve"> </w:t>
-            </w:r>
-            <w:proofErr w:type="spellStart"/>
-            <w:r>
-              <w:rPr>
-                <w:sz w:val="24"/>
-                <w:szCs w:val="24"/>
-                <w:lang w:val="en-IN"/>
-              </w:rPr>
-              <w:t>PutBucketPolicy</w:t>
-            </w:r>
-            <w:proofErr w:type="spellEnd"/>
-            <w:r>
-              <w:rPr>
-                <w:sz w:val="24"/>
-                <w:szCs w:val="24"/>
-                <w:lang w:val="en-IN"/>
-              </w:rPr>
-              <w:t>,</w:t>
-            </w:r>
-            <w:r>
-              <w:rPr>
-                <w:sz w:val="24"/>
-                <w:szCs w:val="24"/>
-                <w:lang w:val="en-IN"/>
-              </w:rPr>
-              <w:t xml:space="preserve"> </w:t>
-            </w:r>
-            <w:proofErr w:type="spellStart"/>
-            <w:r>
-              <w:rPr>
-                <w:sz w:val="24"/>
-                <w:szCs w:val="24"/>
-                <w:lang w:val="en-IN"/>
-              </w:rPr>
-              <w:t>AuthorizeSecurityGroupIngress</w:t>
-            </w:r>
-            <w:proofErr w:type="spellEnd"/>
-            <w:r>
-              <w:rPr>
-                <w:sz w:val="24"/>
-                <w:szCs w:val="24"/>
-                <w:lang w:val="en-IN"/>
-              </w:rPr>
-              <w:t>,</w:t>
-            </w:r>
-            <w:r>
-              <w:rPr>
-                <w:sz w:val="24"/>
-                <w:szCs w:val="24"/>
-                <w:lang w:val="en-IN"/>
-              </w:rPr>
-              <w:t xml:space="preserve"> </w:t>
-            </w:r>
-            <w:proofErr w:type="spellStart"/>
-            <w:r>
-              <w:rPr>
-                <w:sz w:val="24"/>
-                <w:szCs w:val="24"/>
-                <w:lang w:val="en-IN"/>
-              </w:rPr>
-              <w:t>UpdateTrail</w:t>
-            </w:r>
-            <w:proofErr w:type="spellEnd"/>
+              <w:t xml:space="preserve"> UpdateTrail</w:t>
+            </w:r>
           </w:p>
           <w:p>
             <w:pPr>
@@ -9822,17 +9822,15 @@
                 <w:szCs w:val="24"/>
                 <w:lang w:val="en-IN"/>
               </w:rPr>
-              <w:t xml:space="preserve"> API name and </w:t>
-            </w:r>
-            <w:proofErr w:type="spellStart"/>
-            <w:proofErr w:type="gramStart"/>
+              <w:t xml:space="preserve"> API name and service</w:t>
+            </w:r>
             <w:r>
               <w:rPr>
                 <w:sz w:val="24"/>
                 <w:szCs w:val="24"/>
                 <w:lang w:val="en-IN"/>
               </w:rPr>
-              <w:t>service</w:t>
+              <w:t>,</w:t>
             </w:r>
             <w:r>
               <w:rPr>
@@ -9840,25 +9838,7 @@
                 <w:szCs w:val="24"/>
                 <w:lang w:val="en-IN"/>
               </w:rPr>
-              <w:t>,</w:t>
-            </w:r>
-            <w:r>
-              <w:rPr>
-                <w:sz w:val="24"/>
-                <w:szCs w:val="24"/>
-                <w:lang w:val="en-IN"/>
-              </w:rPr>
-              <w:t>Request</w:t>
-            </w:r>
-            <w:proofErr w:type="spellEnd"/>
-            <w:proofErr w:type="gramEnd"/>
-            <w:r>
-              <w:rPr>
-                <w:sz w:val="24"/>
-                <w:szCs w:val="24"/>
-                <w:lang w:val="en-IN"/>
-              </w:rPr>
-              <w:t xml:space="preserve"> parameters</w:t>
+              <w:t>Request parameters</w:t>
             </w:r>
             <w:r>
               <w:rPr>
@@ -9968,16 +9948,15 @@
                 <w:szCs w:val="24"/>
                 <w:lang w:val="en-IN"/>
               </w:rPr>
-              <w:t xml:space="preserve">For </w:t>
-            </w:r>
-            <w:proofErr w:type="gramStart"/>
+              <w:t>For Ex:</w:t>
+            </w:r>
             <w:r>
               <w:rPr>
                 <w:sz w:val="24"/>
                 <w:szCs w:val="24"/>
                 <w:lang w:val="en-IN"/>
               </w:rPr>
-              <w:t>Ex:</w:t>
+              <w:t>S3 object operations</w:t>
             </w:r>
             <w:r>
               <w:rPr>
@@ -9985,16 +9964,15 @@
                 <w:szCs w:val="24"/>
                 <w:lang w:val="en-IN"/>
               </w:rPr>
-              <w:t>S</w:t>
-            </w:r>
-            <w:proofErr w:type="gramEnd"/>
+              <w:t xml:space="preserve"> such as G</w:t>
+            </w:r>
             <w:r>
               <w:rPr>
                 <w:sz w:val="24"/>
                 <w:szCs w:val="24"/>
                 <w:lang w:val="en-IN"/>
               </w:rPr>
-              <w:t>3 object operations</w:t>
+              <w:t>etObject</w:t>
             </w:r>
             <w:r>
               <w:rPr>
@@ -10002,17 +9980,15 @@
                 <w:szCs w:val="24"/>
                 <w:lang w:val="en-IN"/>
               </w:rPr>
-              <w:t xml:space="preserve"> such as </w:t>
-            </w:r>
-            <w:proofErr w:type="spellStart"/>
-            <w:proofErr w:type="gramStart"/>
+              <w:t>,</w:t>
+            </w:r>
             <w:r>
               <w:rPr>
                 <w:sz w:val="24"/>
                 <w:szCs w:val="24"/>
                 <w:lang w:val="en-IN"/>
               </w:rPr>
-              <w:t>G</w:t>
+              <w:t>PutObject</w:t>
             </w:r>
             <w:r>
               <w:rPr>
@@ -10020,7 +9996,7 @@
                 <w:szCs w:val="24"/>
                 <w:lang w:val="en-IN"/>
               </w:rPr>
-              <w:t>etObject</w:t>
+              <w:t>,</w:t>
             </w:r>
             <w:r>
               <w:rPr>
@@ -10028,6 +10004,14 @@
                 <w:szCs w:val="24"/>
                 <w:lang w:val="en-IN"/>
               </w:rPr>
+              <w:t>DeleteObject</w:t>
+            </w:r>
+            <w:r>
+              <w:rPr>
+                <w:sz w:val="24"/>
+                <w:szCs w:val="24"/>
+                <w:lang w:val="en-IN"/>
+              </w:rPr>
               <w:t>,</w:t>
             </w:r>
             <w:r>
@@ -10036,51 +10020,7 @@
                 <w:szCs w:val="24"/>
                 <w:lang w:val="en-IN"/>
               </w:rPr>
-              <w:t>PutObject</w:t>
-            </w:r>
-            <w:proofErr w:type="gramEnd"/>
-            <w:r>
-              <w:rPr>
-                <w:sz w:val="24"/>
-                <w:szCs w:val="24"/>
-                <w:lang w:val="en-IN"/>
-              </w:rPr>
-              <w:t>,</w:t>
-            </w:r>
-            <w:proofErr w:type="gramStart"/>
-            <w:r>
-              <w:rPr>
-                <w:sz w:val="24"/>
-                <w:szCs w:val="24"/>
-                <w:lang w:val="en-IN"/>
-              </w:rPr>
-              <w:t>DeleteObject</w:t>
-            </w:r>
-            <w:r>
-              <w:rPr>
-                <w:sz w:val="24"/>
-                <w:szCs w:val="24"/>
-                <w:lang w:val="en-IN"/>
-              </w:rPr>
-              <w:t>,</w:t>
-            </w:r>
-            <w:r>
-              <w:rPr>
-                <w:sz w:val="24"/>
-                <w:szCs w:val="24"/>
-                <w:lang w:val="en-IN"/>
-              </w:rPr>
-              <w:t>Lambda</w:t>
-            </w:r>
-            <w:proofErr w:type="spellEnd"/>
-            <w:proofErr w:type="gramEnd"/>
-            <w:r>
-              <w:rPr>
-                <w:sz w:val="24"/>
-                <w:szCs w:val="24"/>
-                <w:lang w:val="en-IN"/>
-              </w:rPr>
-              <w:t xml:space="preserve"> function invocations</w:t>
+              <w:t>Lambda function invocations</w:t>
             </w:r>
           </w:p>
         </w:tc>
@@ -10385,37 +10325,12 @@
                 <w:szCs w:val="24"/>
               </w:rPr>
             </w:pPr>
-            <w:proofErr w:type="spellStart"/>
-            <w:r>
-              <w:rPr>
-                <w:sz w:val="24"/>
-                <w:szCs w:val="24"/>
-              </w:rPr>
-              <w:t>AWSLogs</w:t>
-            </w:r>
-            <w:proofErr w:type="spellEnd"/>
-            <w:r>
-              <w:rPr>
-                <w:sz w:val="24"/>
-                <w:szCs w:val="24"/>
-              </w:rPr>
-              <w:t>/&lt;account-id&gt;/CloudTrail/&lt;region&gt;/&lt;</w:t>
-            </w:r>
-            <w:proofErr w:type="spellStart"/>
-            <w:r>
-              <w:rPr>
-                <w:sz w:val="24"/>
-                <w:szCs w:val="24"/>
-              </w:rPr>
-              <w:t>yyyy</w:t>
-            </w:r>
-            <w:proofErr w:type="spellEnd"/>
-            <w:r>
-              <w:rPr>
-                <w:sz w:val="24"/>
-                <w:szCs w:val="24"/>
-              </w:rPr>
-              <w:t>&gt;/&lt;mm&gt;/&lt;dd&gt;/</w:t>
+            <w:r>
+              <w:rPr>
+                <w:sz w:val="24"/>
+                <w:szCs w:val="24"/>
+              </w:rPr>
+              <w:t>AWSLogs/&lt;account-id&gt;/CloudTrail/&lt;region&gt;/&lt;yyyy&gt;/&lt;mm&gt;/&lt;dd&gt;/</w:t>
             </w:r>
           </w:p>
         </w:tc>
@@ -10440,6 +10355,7 @@
                 <w:sz w:val="24"/>
                 <w:szCs w:val="24"/>
               </w:rPr>
+              <w:lastRenderedPageBreak/>
               <w:t>File format</w:t>
             </w:r>
           </w:p>
@@ -10493,25 +10409,7 @@
                 <w:szCs w:val="24"/>
                 <w:lang w:val="en-IN"/>
               </w:rPr>
-              <w:t xml:space="preserve">GZIP compressed </w:t>
-            </w:r>
-            <w:proofErr w:type="gramStart"/>
-            <w:r>
-              <w:rPr>
-                <w:sz w:val="24"/>
-                <w:szCs w:val="24"/>
-                <w:lang w:val="en-IN"/>
-              </w:rPr>
-              <w:t>(.json.gz</w:t>
-            </w:r>
-            <w:proofErr w:type="gramEnd"/>
-            <w:r>
-              <w:rPr>
-                <w:sz w:val="24"/>
-                <w:szCs w:val="24"/>
-                <w:lang w:val="en-IN"/>
-              </w:rPr>
-              <w:t>)</w:t>
+              <w:t>GZIP compressed (.json.gz)</w:t>
             </w:r>
           </w:p>
           <w:p>
@@ -10795,23 +10693,7 @@
           <w:sz w:val="24"/>
           <w:szCs w:val="24"/>
         </w:rPr>
-        <w:t xml:space="preserve">AWS Security Hub centrally aggregates security findings from native AWS services including </w:t>
-      </w:r>
-      <w:proofErr w:type="spellStart"/>
-      <w:r>
-        <w:rPr>
-          <w:sz w:val="24"/>
-          <w:szCs w:val="24"/>
-        </w:rPr>
-        <w:t>GuardDuty</w:t>
-      </w:r>
-      <w:proofErr w:type="spellEnd"/>
-      <w:r>
-        <w:rPr>
-          <w:sz w:val="24"/>
-          <w:szCs w:val="24"/>
-        </w:rPr>
-        <w:t xml:space="preserve"> for threat detection, Inspector for vulnerability management, IAM Access Analyzer for public and cross-account access analysis, and optionally Macie for sensitive data discovery. All incoming findings are standardized using the AWS Security Finding Format (ASFF) to ensure consistency. This enables unified analysis, correlation, and reporting across the organization.</w:t>
+        <w:t>AWS Security Hub centrally aggregates security findings from native AWS services including GuardDuty for threat detection, Inspector for vulnerability management, IAM Access Analyzer for public and cross-account access analysis, and optionally Macie for sensitive data discovery. All incoming findings are standardized using the AWS Security Finding Format (ASFF) to ensure consistency. This enables unified analysis, correlation, and reporting across the organization.</w:t>
       </w:r>
     </w:p>
     <w:p>
@@ -10836,27 +10718,7 @@
           <w:szCs w:val="24"/>
           <w:lang w:eastAsia="en-IN"/>
         </w:rPr>
-        <w:t xml:space="preserve">Amazon </w:t>
-      </w:r>
-      <w:proofErr w:type="spellStart"/>
-      <w:r>
-        <w:rPr>
-          <w:rFonts w:eastAsia="Times New Roman" w:cstheme="minorHAnsi"/>
-          <w:sz w:val="24"/>
-          <w:szCs w:val="24"/>
-          <w:lang w:eastAsia="en-IN"/>
-        </w:rPr>
-        <w:t>GuardDuty</w:t>
-      </w:r>
-      <w:proofErr w:type="spellEnd"/>
-      <w:r>
-        <w:rPr>
-          <w:rFonts w:eastAsia="Times New Roman" w:cstheme="minorHAnsi"/>
-          <w:sz w:val="24"/>
-          <w:szCs w:val="24"/>
-          <w:lang w:eastAsia="en-IN"/>
-        </w:rPr>
-        <w:t xml:space="preserve"> – threat detection</w:t>
+        <w:t>Amazon GuardDuty – threat detection</w:t>
       </w:r>
     </w:p>
     <w:p>
@@ -10961,29 +10823,7 @@
           <w:sz w:val="24"/>
           <w:szCs w:val="24"/>
         </w:rPr>
-        <w:t xml:space="preserve">CloudTrail provides authoritative audit logs that are consumed by AWS Config, </w:t>
-      </w:r>
-      <w:proofErr w:type="spellStart"/>
-      <w:r>
-        <w:rPr>
-          <w:rFonts w:cstheme="minorHAnsi"/>
-          <w:i/>
-          <w:iCs/>
-          <w:sz w:val="24"/>
-          <w:szCs w:val="24"/>
-        </w:rPr>
-        <w:t>GuardDuty</w:t>
-      </w:r>
-      <w:proofErr w:type="spellEnd"/>
-      <w:r>
-        <w:rPr>
-          <w:rFonts w:cstheme="minorHAnsi"/>
-          <w:i/>
-          <w:iCs/>
-          <w:sz w:val="24"/>
-          <w:szCs w:val="24"/>
-        </w:rPr>
-        <w:t>, and other security services, which then generate normalized findings centrally aggregated in AWS Security Hub.</w:t>
+        <w:t>CloudTrail provides authoritative audit logs that are consumed by AWS Config, GuardDuty, and other security services, which then generate normalized findings centrally aggregated in AWS Security Hub.</w:t>
       </w:r>
     </w:p>
     <w:tbl>
@@ -11229,7 +11069,6 @@
                 <w:szCs w:val="24"/>
               </w:rPr>
             </w:pPr>
-            <w:proofErr w:type="spellStart"/>
             <w:r>
               <w:rPr>
                 <w:rFonts w:cstheme="minorHAnsi"/>
@@ -11238,7 +11077,6 @@
               </w:rPr>
               <w:t>GuardDuty</w:t>
             </w:r>
-            <w:proofErr w:type="spellEnd"/>
           </w:p>
         </w:tc>
         <w:tc>
@@ -11450,18 +11288,9 @@
           <w:rFonts w:eastAsiaTheme="minorHAnsi"/>
           <w:color w:val="4472C4" w:themeColor="accent1"/>
         </w:rPr>
-        <w:t xml:space="preserve">AWS </w:t>
-      </w:r>
-      <w:proofErr w:type="spellStart"/>
-      <w:r>
-        <w:rPr>
-          <w:rFonts w:eastAsiaTheme="minorHAnsi"/>
-          <w:color w:val="4472C4" w:themeColor="accent1"/>
-        </w:rPr>
-        <w:t>GuardDuty</w:t>
+        <w:t>AWS GuardDuty</w:t>
       </w:r>
       <w:bookmarkEnd w:id="37"/>
-      <w:proofErr w:type="spellEnd"/>
     </w:p>
     <w:p/>
     <w:p>
@@ -11479,79 +11308,26 @@
           <w:sz w:val="24"/>
           <w:szCs w:val="24"/>
         </w:rPr>
-        <w:t xml:space="preserve">In AWS, AWS Security Hub acts as the central CSPM and security findings platform, while Amazon </w:t>
-      </w:r>
-      <w:proofErr w:type="spellStart"/>
-      <w:r>
+        <w:lastRenderedPageBreak/>
+        <w:t>In AWS, AWS Security Hub acts as the central CSPM and security findings platform, while Amazon GuardDuty is a specialized threat detection engine.</w:t>
+      </w:r>
+    </w:p>
+    <w:p>
+      <w:pPr>
+        <w:ind w:left="709"/>
         <w:rPr>
           <w:rFonts w:cstheme="minorHAnsi"/>
           <w:sz w:val="24"/>
           <w:szCs w:val="24"/>
         </w:rPr>
-        <w:t>GuardDuty</w:t>
-      </w:r>
-      <w:proofErr w:type="spellEnd"/>
+      </w:pPr>
       <w:r>
         <w:rPr>
           <w:rFonts w:cstheme="minorHAnsi"/>
           <w:sz w:val="24"/>
           <w:szCs w:val="24"/>
         </w:rPr>
-        <w:t xml:space="preserve"> is a specialized threat detection engine.</w:t>
-      </w:r>
-    </w:p>
-    <w:p>
-      <w:pPr>
-        <w:ind w:left="709"/>
-        <w:rPr>
-          <w:rFonts w:cstheme="minorHAnsi"/>
-          <w:sz w:val="24"/>
-          <w:szCs w:val="24"/>
-        </w:rPr>
-      </w:pPr>
-      <w:r>
-        <w:rPr>
-          <w:rFonts w:cstheme="minorHAnsi"/>
-          <w:sz w:val="24"/>
-          <w:szCs w:val="24"/>
-        </w:rPr>
-        <w:t xml:space="preserve">How </w:t>
-      </w:r>
-      <w:proofErr w:type="spellStart"/>
-      <w:r>
-        <w:rPr>
-          <w:rFonts w:cstheme="minorHAnsi"/>
-          <w:sz w:val="24"/>
-          <w:szCs w:val="24"/>
-        </w:rPr>
-        <w:t>GuardDuty</w:t>
-      </w:r>
-      <w:proofErr w:type="spellEnd"/>
-      <w:r>
-        <w:rPr>
-          <w:rFonts w:cstheme="minorHAnsi"/>
-          <w:sz w:val="24"/>
-          <w:szCs w:val="24"/>
-        </w:rPr>
-        <w:t xml:space="preserve"> is integrated with </w:t>
-      </w:r>
-      <w:proofErr w:type="spellStart"/>
-      <w:r>
-        <w:rPr>
-          <w:rFonts w:cstheme="minorHAnsi"/>
-          <w:sz w:val="24"/>
-          <w:szCs w:val="24"/>
-        </w:rPr>
-        <w:t>SecurityHub</w:t>
-      </w:r>
-      <w:proofErr w:type="spellEnd"/>
-      <w:r>
-        <w:rPr>
-          <w:rFonts w:cstheme="minorHAnsi"/>
-          <w:sz w:val="24"/>
-          <w:szCs w:val="24"/>
-        </w:rPr>
-        <w:t xml:space="preserve"> CSPM:</w:t>
+        <w:t>How GuardDuty is integrated with SecurityHub CSPM:</w:t>
       </w:r>
     </w:p>
     <w:p>
@@ -11594,23 +11370,13 @@
         </w:rPr>
         <w:t xml:space="preserve">        </w:t>
       </w:r>
-      <w:proofErr w:type="spellStart"/>
       <w:r>
         <w:rPr>
           <w:rFonts w:cstheme="minorHAnsi"/>
           <w:sz w:val="24"/>
           <w:szCs w:val="24"/>
         </w:rPr>
-        <w:t>GuardDuty</w:t>
-      </w:r>
-      <w:proofErr w:type="spellEnd"/>
-      <w:r>
-        <w:rPr>
-          <w:rFonts w:cstheme="minorHAnsi"/>
-          <w:sz w:val="24"/>
-          <w:szCs w:val="24"/>
-        </w:rPr>
-        <w:t xml:space="preserve"> runs in each member account</w:t>
+        <w:t>GuardDuty runs in each member account</w:t>
       </w:r>
     </w:p>
     <w:p>
@@ -11627,23 +11393,13 @@
           <w:szCs w:val="24"/>
         </w:rPr>
       </w:pPr>
-      <w:proofErr w:type="spellStart"/>
       <w:r>
         <w:rPr>
           <w:rFonts w:cstheme="minorHAnsi"/>
           <w:sz w:val="24"/>
           <w:szCs w:val="24"/>
         </w:rPr>
-        <w:t>Analyzes</w:t>
-      </w:r>
-      <w:proofErr w:type="spellEnd"/>
-      <w:r>
-        <w:rPr>
-          <w:rFonts w:cstheme="minorHAnsi"/>
-          <w:sz w:val="24"/>
-          <w:szCs w:val="24"/>
-        </w:rPr>
-        <w:t xml:space="preserve"> CloudTrail, VPC Flow Logs, DNS logs, etc.</w:t>
+        <w:t>Analyzes CloudTrail, VPC Flow Logs, DNS logs, etc.</w:t>
       </w:r>
     </w:p>
     <w:p>
@@ -11706,23 +11462,13 @@
           <w:szCs w:val="24"/>
         </w:rPr>
       </w:pPr>
-      <w:proofErr w:type="spellStart"/>
       <w:r>
         <w:rPr>
           <w:rFonts w:cstheme="minorHAnsi"/>
           <w:sz w:val="24"/>
           <w:szCs w:val="24"/>
         </w:rPr>
-        <w:t>GuardDuty</w:t>
-      </w:r>
-      <w:proofErr w:type="spellEnd"/>
-      <w:r>
-        <w:rPr>
-          <w:rFonts w:cstheme="minorHAnsi"/>
-          <w:sz w:val="24"/>
-          <w:szCs w:val="24"/>
-        </w:rPr>
-        <w:t xml:space="preserve"> generates a finding</w:t>
+        <w:t>GuardDuty generates a finding</w:t>
       </w:r>
       <w:r>
         <w:rPr>
@@ -11776,7 +11522,6 @@
           <w:sz w:val="24"/>
           <w:szCs w:val="24"/>
         </w:rPr>
-        <w:lastRenderedPageBreak/>
         <w:t>Finding is sent to Security Hub</w:t>
       </w:r>
     </w:p>
@@ -11887,25 +11632,7 @@
           <w:sz w:val="24"/>
           <w:szCs w:val="24"/>
         </w:rPr>
-        <w:t xml:space="preserve">What Security Hub does with </w:t>
-      </w:r>
-      <w:proofErr w:type="spellStart"/>
-      <w:r>
-        <w:rPr>
-          <w:rFonts w:cstheme="minorHAnsi"/>
-          <w:sz w:val="24"/>
-          <w:szCs w:val="24"/>
-        </w:rPr>
-        <w:t>GuardDuty</w:t>
-      </w:r>
-      <w:proofErr w:type="spellEnd"/>
-      <w:r>
-        <w:rPr>
-          <w:rFonts w:cstheme="minorHAnsi"/>
-          <w:sz w:val="24"/>
-          <w:szCs w:val="24"/>
-        </w:rPr>
-        <w:t xml:space="preserve"> findings</w:t>
+        <w:t>What Security Hub does with GuardDuty findings</w:t>
       </w:r>
       <w:r>
         <w:rPr>
@@ -12081,25 +11808,7 @@
           <w:sz w:val="24"/>
           <w:szCs w:val="24"/>
         </w:rPr>
-        <w:t xml:space="preserve">This allows </w:t>
-      </w:r>
-      <w:proofErr w:type="spellStart"/>
-      <w:r>
-        <w:rPr>
-          <w:rFonts w:cstheme="minorHAnsi"/>
-          <w:sz w:val="24"/>
-          <w:szCs w:val="24"/>
-        </w:rPr>
-        <w:t>GuardDuty</w:t>
-      </w:r>
-      <w:proofErr w:type="spellEnd"/>
-      <w:r>
-        <w:rPr>
-          <w:rFonts w:cstheme="minorHAnsi"/>
-          <w:sz w:val="24"/>
-          <w:szCs w:val="24"/>
-        </w:rPr>
-        <w:t xml:space="preserve"> findings to be </w:t>
+        <w:t xml:space="preserve">This allows GuardDuty findings to be </w:t>
       </w:r>
       <w:r>
         <w:rPr>
@@ -12166,7 +11875,10 @@
           <w:sz w:val="24"/>
           <w:szCs w:val="24"/>
         </w:rPr>
-        <w:t>Missing OS patches</w:t>
+        <w:t>Missing OS patches,</w:t>
+      </w:r>
+      <w:r>
+        <w:t xml:space="preserve"> </w:t>
       </w:r>
       <w:r>
         <w:rPr>
@@ -12174,7 +11886,7 @@
           <w:sz w:val="24"/>
           <w:szCs w:val="24"/>
         </w:rPr>
-        <w:t>,</w:t>
+        <w:t>Vulnerable software packages (CVEs),</w:t>
       </w:r>
       <w:r>
         <w:t xml:space="preserve"> </w:t>
@@ -12185,34 +11897,7 @@
           <w:sz w:val="24"/>
           <w:szCs w:val="24"/>
         </w:rPr>
-        <w:t>Vulnerable software packages (CVEs)</w:t>
-      </w:r>
-      <w:r>
-        <w:rPr>
-          <w:rFonts w:cstheme="minorHAnsi"/>
-          <w:sz w:val="24"/>
-          <w:szCs w:val="24"/>
-        </w:rPr>
-        <w:t>,</w:t>
-      </w:r>
-      <w:r>
-        <w:t xml:space="preserve"> </w:t>
-      </w:r>
-      <w:r>
-        <w:rPr>
-          <w:rFonts w:cstheme="minorHAnsi"/>
-          <w:sz w:val="24"/>
-          <w:szCs w:val="24"/>
-        </w:rPr>
-        <w:t>Exposed compute and container images</w:t>
-      </w:r>
-      <w:r>
-        <w:rPr>
-          <w:rFonts w:cstheme="minorHAnsi"/>
-          <w:sz w:val="24"/>
-          <w:szCs w:val="24"/>
-        </w:rPr>
-        <w:t>,</w:t>
+        <w:t>Exposed compute and container images,</w:t>
       </w:r>
       <w:r>
         <w:t xml:space="preserve"> </w:t>
@@ -12696,6 +12381,7 @@
                 <w:szCs w:val="24"/>
                 <w:lang w:val="en-IN"/>
               </w:rPr>
+              <w:lastRenderedPageBreak/>
               <w:t>Affected resource</w:t>
             </w:r>
           </w:p>
@@ -12855,6 +12541,7 @@
                 <w:sz w:val="24"/>
                 <w:szCs w:val="24"/>
               </w:rPr>
+              <w:lastRenderedPageBreak/>
               <w:t>AWS Security Hub</w:t>
             </w:r>
             <w:r>
@@ -12928,7 +12615,6 @@
                 <w:szCs w:val="24"/>
                 <w:lang w:val="en-IN"/>
               </w:rPr>
-              <w:lastRenderedPageBreak/>
               <w:t>Normalizes it into ASFF</w:t>
             </w:r>
           </w:p>
@@ -13007,7 +12693,6 @@
                 <w:sz w:val="24"/>
                 <w:szCs w:val="24"/>
               </w:rPr>
-              <w:lastRenderedPageBreak/>
               <w:t>Amazon Inspector sends findings to CSPM (Security Hub) continuously, in near real time</w:t>
             </w:r>
           </w:p>
@@ -13094,25 +12779,7 @@
           <w:sz w:val="24"/>
           <w:szCs w:val="24"/>
         </w:rPr>
-        <w:t xml:space="preserve">AWS IAM Access Analyzer continuously </w:t>
-      </w:r>
-      <w:proofErr w:type="spellStart"/>
-      <w:r>
-        <w:rPr>
-          <w:rFonts w:cstheme="minorHAnsi"/>
-          <w:sz w:val="24"/>
-          <w:szCs w:val="24"/>
-        </w:rPr>
-        <w:t>analyzes</w:t>
-      </w:r>
-      <w:proofErr w:type="spellEnd"/>
-      <w:r>
-        <w:rPr>
-          <w:rFonts w:cstheme="minorHAnsi"/>
-          <w:sz w:val="24"/>
-          <w:szCs w:val="24"/>
-        </w:rPr>
-        <w:t xml:space="preserve"> resource policies and IAM policies to detect unintended external or broad access.</w:t>
+        <w:t>AWS IAM Access Analyzer continuously analyzes resource policies and IAM policies to detect unintended external or broad access.</w:t>
       </w:r>
     </w:p>
     <w:p>
@@ -13240,19 +12907,13 @@
               <w:pStyle w:val="Compact"/>
             </w:pPr>
             <w:r>
-              <w:t xml:space="preserve">IAM role trust </w:t>
-            </w:r>
-            <w:r>
-              <w:t>policies</w:t>
+              <w:t>IAM role trust policies</w:t>
             </w:r>
             <w:r>
               <w:t>,</w:t>
             </w:r>
             <w:r>
-              <w:t xml:space="preserve"> Some</w:t>
-            </w:r>
-            <w:r>
-              <w:t xml:space="preserve"> IAM identity policies</w:t>
+              <w:t xml:space="preserve"> Some IAM identity policies</w:t>
             </w:r>
           </w:p>
         </w:tc>
@@ -13430,15 +13091,7 @@
               </w:numPr>
             </w:pPr>
             <w:r>
-              <w:t xml:space="preserve">Allow the delegated admin to </w:t>
-            </w:r>
-            <w:proofErr w:type="spellStart"/>
-            <w:r>
-              <w:t>analyze</w:t>
-            </w:r>
-            <w:proofErr w:type="spellEnd"/>
-            <w:r>
-              <w:t xml:space="preserve"> their policies</w:t>
+              <w:t>Allow the delegated admin to analyze their policies</w:t>
             </w:r>
           </w:p>
           <w:p>
@@ -13460,13 +13113,8 @@
               <w:t>not</w:t>
             </w:r>
             <w:r>
-              <w:t xml:space="preserve"> run separate </w:t>
-            </w:r>
-            <w:proofErr w:type="spellStart"/>
-            <w:r>
-              <w:t>analyzers</w:t>
-            </w:r>
-            <w:proofErr w:type="spellEnd"/>
+              <w:t xml:space="preserve"> run separate analyzers</w:t>
+            </w:r>
           </w:p>
           <w:p>
             <w:pPr>
@@ -13496,13 +13144,8 @@
               </w:numPr>
             </w:pPr>
             <w:r>
-              <w:t xml:space="preserve">Runs the organization </w:t>
-            </w:r>
-            <w:proofErr w:type="spellStart"/>
-            <w:r>
-              <w:t>analyzer</w:t>
-            </w:r>
-            <w:proofErr w:type="spellEnd"/>
+              <w:t>Runs the organization analyzer</w:t>
+            </w:r>
           </w:p>
           <w:p>
             <w:pPr>
@@ -13544,7 +13187,6 @@
               </w:numPr>
             </w:pPr>
             <w:r>
-              <w:lastRenderedPageBreak/>
               <w:t>Are generated centrally</w:t>
             </w:r>
           </w:p>
@@ -14110,25 +13752,7 @@
           <w:sz w:val="24"/>
           <w:szCs w:val="24"/>
         </w:rPr>
-        <w:t xml:space="preserve">Security Hub integrates with Amazon </w:t>
-      </w:r>
-      <w:proofErr w:type="spellStart"/>
-      <w:r>
-        <w:rPr>
-          <w:rFonts w:cstheme="minorHAnsi"/>
-          <w:sz w:val="24"/>
-          <w:szCs w:val="24"/>
-        </w:rPr>
-        <w:t>EventBridge</w:t>
-      </w:r>
-      <w:proofErr w:type="spellEnd"/>
-      <w:r>
-        <w:rPr>
-          <w:rFonts w:cstheme="minorHAnsi"/>
-          <w:sz w:val="24"/>
-          <w:szCs w:val="24"/>
-        </w:rPr>
-        <w:t xml:space="preserve"> to enable automated alerting and response.</w:t>
+        <w:t>Security Hub integrates with Amazon EventBridge to enable automated alerting and response.</w:t>
       </w:r>
     </w:p>
     <w:p>
@@ -14275,7 +13899,6 @@
           <w:sz w:val="24"/>
           <w:szCs w:val="24"/>
         </w:rPr>
-        <w:lastRenderedPageBreak/>
         <w:t>Route findings to:</w:t>
       </w:r>
     </w:p>
@@ -14443,25 +14066,7 @@
           <w:sz w:val="24"/>
           <w:szCs w:val="24"/>
         </w:rPr>
-        <w:t xml:space="preserve">utomated remediation uses Security Hub findings to trigger </w:t>
-      </w:r>
-      <w:proofErr w:type="spellStart"/>
-      <w:r>
-        <w:rPr>
-          <w:rFonts w:cstheme="minorHAnsi"/>
-          <w:sz w:val="24"/>
-          <w:szCs w:val="24"/>
-        </w:rPr>
-        <w:t>EventBridge</w:t>
-      </w:r>
-      <w:proofErr w:type="spellEnd"/>
-      <w:r>
-        <w:rPr>
-          <w:rFonts w:cstheme="minorHAnsi"/>
-          <w:sz w:val="24"/>
-          <w:szCs w:val="24"/>
-        </w:rPr>
-        <w:t>-driven workflows that invoke Lambda and SSM Automation to automatically correct high-risk misconfigurations across accounts, ensuring rapid, consistent, and policy-driven risk reduction.</w:t>
+        <w:t>utomated remediation uses Security Hub findings to trigger EventBridge-driven workflows that invoke Lambda and SSM Automation to automatically correct high-risk misconfigurations across accounts, ensuring rapid, consistent, and policy-driven risk reduction.</w:t>
       </w:r>
     </w:p>
     <w:p>
@@ -14497,7 +14102,7 @@
                     </pic:cNvPicPr>
                   </pic:nvPicPr>
                   <pic:blipFill>
-                    <a:blip r:embed="rId8">
+                    <a:blip r:embed="rId9">
                       <a:extLst>
                         <a:ext uri="{28A0092B-C50C-407E-A947-70E740481C1C}">
                           <a14:useLocalDpi xmlns:a14="http://schemas.microsoft.com/office/drawing/2010/main" val="0"/>
@@ -14544,6 +14149,7 @@
           <w:szCs w:val="24"/>
           <w:lang w:val="en-IN"/>
         </w:rPr>
+        <w:lastRenderedPageBreak/>
         <mc:AlternateContent>
           <mc:Choice Requires="wps">
             <w:drawing>
@@ -14634,7 +14240,7 @@
           </mc:Choice>
           <mc:Fallback>
             <w:pict>
-              <v:rect w14:anchorId="369486A7" id="_x0000_s1027" style="position:absolute;margin-left:0;margin-top:3.2pt;width:514.8pt;height:24pt;z-index:251661312;visibility:visible;mso-wrap-style:square;mso-width-percent:0;mso-wrap-distance-left:9pt;mso-wrap-distance-top:0;mso-wrap-distance-right:9pt;mso-wrap-distance-bottom:0;mso-position-horizontal:center;mso-position-horizontal-relative:margin;mso-position-vertical:absolute;mso-position-vertical-relative:text;mso-width-percent:0;mso-width-relative:margin;v-text-anchor:middle" o:gfxdata="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" fillcolor="#ee853d [3029]" stroked="f">
+              <v:rect w14:anchorId="369486A7" id="_x0000_s1028" style="position:absolute;margin-left:0;margin-top:3.2pt;width:514.8pt;height:24pt;z-index:251661312;visibility:visible;mso-wrap-style:square;mso-width-percent:0;mso-wrap-distance-left:9pt;mso-wrap-distance-top:0;mso-wrap-distance-right:9pt;mso-wrap-distance-bottom:0;mso-position-horizontal:center;mso-position-horizontal-relative:margin;mso-position-vertical:absolute;mso-position-vertical-relative:text;mso-width-percent:0;mso-width-relative:margin;v-text-anchor:middle" o:gfxdata="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" fillcolor="#ee853d [3029]" stroked="f">
                 <v:fill color2="#ec7a2d [3173]" rotate="t" colors="0 #f18c55;.5 #f67b28;1 #e56b17" focus="100%" type="gradient">
                   <o:fill v:ext="view" type="gradientUnscaled"/>
                 </v:fill>
@@ -14722,15 +14328,7 @@
         </w:numPr>
       </w:pPr>
       <w:r>
-        <w:t xml:space="preserve">A control triggers (Security Hub Security Standards, AWS Config rule, </w:t>
-      </w:r>
-      <w:proofErr w:type="spellStart"/>
-      <w:r>
-        <w:t>GuardDuty</w:t>
-      </w:r>
-      <w:proofErr w:type="spellEnd"/>
-      <w:r>
-        <w:t>, Inspector, IAM Access Analyzer, etc.).</w:t>
+        <w:t>A control triggers (Security Hub Security Standards, AWS Config rule, GuardDuty, Inspector, IAM Access Analyzer, etc.).</w:t>
       </w:r>
     </w:p>
     <w:p>
@@ -14754,15 +14352,7 @@
         </w:numPr>
       </w:pPr>
       <w:r>
-        <w:t xml:space="preserve">ProductName, </w:t>
-      </w:r>
-      <w:proofErr w:type="spellStart"/>
-      <w:r>
-        <w:t>GeneratorId</w:t>
-      </w:r>
-      <w:proofErr w:type="spellEnd"/>
-      <w:r>
-        <w:t xml:space="preserve"> (which control produced it)</w:t>
+        <w:t>ProductName, GeneratorId (which control produced it)</w:t>
       </w:r>
     </w:p>
     <w:p>
@@ -14785,13 +14375,8 @@
           <w:numId w:val="61"/>
         </w:numPr>
       </w:pPr>
-      <w:proofErr w:type="gramStart"/>
-      <w:r>
-        <w:t>Resources[</w:t>
-      </w:r>
-      <w:proofErr w:type="gramEnd"/>
-      <w:r>
-        <w:t>] (ARNs and resource type)</w:t>
+      <w:r>
+        <w:t>Resources[] (ARNs and resource type)</w:t>
       </w:r>
     </w:p>
     <w:p>
@@ -14802,14 +14387,8 @@
           <w:numId w:val="61"/>
         </w:numPr>
       </w:pPr>
-      <w:proofErr w:type="spellStart"/>
-      <w:r>
-        <w:lastRenderedPageBreak/>
-        <w:t>AwsAccountId</w:t>
-      </w:r>
-      <w:proofErr w:type="spellEnd"/>
-      <w:r>
-        <w:t>, Region, timestamps</w:t>
+      <w:r>
+        <w:t>AwsAccountId, Region, timestamps</w:t>
       </w:r>
     </w:p>
     <w:p>
@@ -14861,25 +14440,7 @@
           <w:sz w:val="24"/>
           <w:szCs w:val="24"/>
         </w:rPr>
-        <w:t xml:space="preserve">Step 2 — </w:t>
-      </w:r>
-      <w:proofErr w:type="spellStart"/>
-      <w:r>
-        <w:rPr>
-          <w:rFonts w:cstheme="minorHAnsi"/>
-          <w:sz w:val="24"/>
-          <w:szCs w:val="24"/>
-        </w:rPr>
-        <w:t>EventBridge</w:t>
-      </w:r>
-      <w:proofErr w:type="spellEnd"/>
-      <w:r>
-        <w:rPr>
-          <w:rFonts w:cstheme="minorHAnsi"/>
-          <w:sz w:val="24"/>
-          <w:szCs w:val="24"/>
-        </w:rPr>
-        <w:t xml:space="preserve"> rule matches criteria</w:t>
+        <w:t>Step 2 — EventBridge rule matches criteria</w:t>
       </w:r>
     </w:p>
     <w:p>
@@ -14901,69 +14462,33 @@
           <w:sz w:val="24"/>
           <w:szCs w:val="24"/>
         </w:rPr>
-        <w:t xml:space="preserve">An </w:t>
-      </w:r>
-      <w:proofErr w:type="spellStart"/>
+        <w:t>An EventBridge rule in the Audit (delegated admin) account subscribes to Security Hub finding events and filters</w:t>
+      </w:r>
       <w:r>
         <w:rPr>
           <w:rFonts w:cstheme="minorHAnsi"/>
           <w:sz w:val="24"/>
           <w:szCs w:val="24"/>
         </w:rPr>
-        <w:t>EventBridge</w:t>
-      </w:r>
-      <w:proofErr w:type="spellEnd"/>
-      <w:r>
+        <w:t>.</w:t>
+      </w:r>
+    </w:p>
+    <w:p>
+      <w:pPr>
+        <w:ind w:left="720" w:firstLine="720"/>
         <w:rPr>
           <w:rFonts w:cstheme="minorHAnsi"/>
           <w:sz w:val="24"/>
           <w:szCs w:val="24"/>
         </w:rPr>
-        <w:t xml:space="preserve"> rule in the Audit (delegated admin) account subscribes to Security Hub finding events and filters</w:t>
-      </w:r>
+      </w:pPr>
       <w:r>
         <w:rPr>
           <w:rFonts w:cstheme="minorHAnsi"/>
           <w:sz w:val="24"/>
           <w:szCs w:val="24"/>
         </w:rPr>
-        <w:t>.</w:t>
-      </w:r>
-    </w:p>
-    <w:p>
-      <w:pPr>
-        <w:ind w:left="720" w:firstLine="720"/>
-        <w:rPr>
-          <w:rFonts w:cstheme="minorHAnsi"/>
-          <w:sz w:val="24"/>
-          <w:szCs w:val="24"/>
-        </w:rPr>
-      </w:pPr>
-      <w:r>
-        <w:rPr>
-          <w:rFonts w:cstheme="minorHAnsi"/>
-          <w:sz w:val="24"/>
-          <w:szCs w:val="24"/>
-        </w:rPr>
-        <w:t xml:space="preserve">Step 2 — </w:t>
-      </w:r>
-      <w:proofErr w:type="spellStart"/>
-      <w:r>
-        <w:rPr>
-          <w:rFonts w:cstheme="minorHAnsi"/>
-          <w:sz w:val="24"/>
-          <w:szCs w:val="24"/>
-        </w:rPr>
-        <w:t>EventBridge</w:t>
-      </w:r>
-      <w:proofErr w:type="spellEnd"/>
-      <w:r>
-        <w:rPr>
-          <w:rFonts w:cstheme="minorHAnsi"/>
-          <w:sz w:val="24"/>
-          <w:szCs w:val="24"/>
-        </w:rPr>
-        <w:t xml:space="preserve"> rule matches criteria</w:t>
+        <w:t>Step 2 — EventBridge rule matches criteria</w:t>
       </w:r>
     </w:p>
     <w:p>
@@ -15059,25 +14584,7 @@
           <w:sz w:val="24"/>
           <w:szCs w:val="24"/>
         </w:rPr>
-        <w:t xml:space="preserve">Ensure it’s not an allowed exception (tags like </w:t>
-      </w:r>
-      <w:proofErr w:type="spellStart"/>
-      <w:r>
-        <w:rPr>
-          <w:rFonts w:cstheme="minorHAnsi"/>
-          <w:sz w:val="24"/>
-          <w:szCs w:val="24"/>
-        </w:rPr>
-        <w:t>SecurityException</w:t>
-      </w:r>
-      <w:proofErr w:type="spellEnd"/>
-      <w:r>
-        <w:rPr>
-          <w:rFonts w:cstheme="minorHAnsi"/>
-          <w:sz w:val="24"/>
-          <w:szCs w:val="24"/>
-        </w:rPr>
-        <w:t>=true, approved CIDRs, known public buckets for websites, etc.)</w:t>
+        <w:t>Ensure it’s not an allowed exception (tags like SecurityException=true, approved CIDRs, known public buckets for websites, etc.)</w:t>
       </w:r>
     </w:p>
     <w:p>
@@ -15099,25 +14606,7 @@
           <w:sz w:val="24"/>
           <w:szCs w:val="24"/>
         </w:rPr>
-        <w:t>Confirm environment policy (</w:t>
-      </w:r>
-      <w:proofErr w:type="spellStart"/>
-      <w:r>
-        <w:rPr>
-          <w:rFonts w:cstheme="minorHAnsi"/>
-          <w:sz w:val="24"/>
-          <w:szCs w:val="24"/>
-        </w:rPr>
-        <w:t>NonProd</w:t>
-      </w:r>
-      <w:proofErr w:type="spellEnd"/>
-      <w:r>
-        <w:rPr>
-          <w:rFonts w:cstheme="minorHAnsi"/>
-          <w:sz w:val="24"/>
-          <w:szCs w:val="24"/>
-        </w:rPr>
-        <w:t xml:space="preserve"> auto-fix allowed; Prod requires approval gate)</w:t>
+        <w:t>Confirm environment policy (NonProd auto-fix allowed; Prod requires approval gate)</w:t>
       </w:r>
     </w:p>
     <w:p>
@@ -15158,25 +14647,7 @@
           <w:sz w:val="24"/>
           <w:szCs w:val="24"/>
         </w:rPr>
-        <w:t xml:space="preserve">Assume a member account remediation role (STS </w:t>
-      </w:r>
-      <w:proofErr w:type="spellStart"/>
-      <w:r>
-        <w:rPr>
-          <w:rFonts w:cstheme="minorHAnsi"/>
-          <w:sz w:val="24"/>
-          <w:szCs w:val="24"/>
-        </w:rPr>
-        <w:t>AssumeRole</w:t>
-      </w:r>
-      <w:proofErr w:type="spellEnd"/>
-      <w:r>
-        <w:rPr>
-          <w:rFonts w:cstheme="minorHAnsi"/>
-          <w:sz w:val="24"/>
-          <w:szCs w:val="24"/>
-        </w:rPr>
-        <w:t>)</w:t>
+        <w:t>Assume a member account remediation role (STS AssumeRole)</w:t>
       </w:r>
     </w:p>
     <w:p>
